--- a/АИС/практики/АИС Практика 2.docx
+++ b/АИС/практики/АИС Практика 2.docx
@@ -167,161 +167,7 @@
           <w:sz w:val="28"/>
           <w:szCs w:val="28"/>
         </w:rPr>
-        <w:t>по ссылке</w:t>
-      </w:r>
-      <w:r>
-        <w:rPr>
-          <w:rFonts w:ascii="Times New Roman" w:hAnsi="Times New Roman" w:cs="Times New Roman"/>
-          <w:sz w:val="28"/>
-          <w:szCs w:val="28"/>
-        </w:rPr>
-        <w:t>:</w:t>
-      </w:r>
-      <w:r>
-        <w:rPr>
-          <w:rFonts w:ascii="Times New Roman" w:hAnsi="Times New Roman" w:cs="Times New Roman"/>
-          <w:sz w:val="28"/>
-          <w:szCs w:val="28"/>
-        </w:rPr>
-        <w:t xml:space="preserve"> </w:t>
-      </w:r>
-      <w:r>
-        <w:rPr>
-          <w:rFonts w:ascii="Times New Roman" w:hAnsi="Times New Roman" w:cs="Times New Roman"/>
-          <w:b/>
-          <w:sz w:val="28"/>
-          <w:szCs w:val="28"/>
-          <w:lang w:val="en-US"/>
-        </w:rPr>
-        <w:t>https</w:t>
-      </w:r>
-      <w:r>
-        <w:rPr>
-          <w:rFonts w:ascii="Times New Roman" w:hAnsi="Times New Roman" w:cs="Times New Roman"/>
-          <w:b/>
-          <w:sz w:val="28"/>
-          <w:szCs w:val="28"/>
-        </w:rPr>
-        <w:t>://</w:t>
-      </w:r>
-      <w:r>
-        <w:rPr>
-          <w:rFonts w:ascii="Times New Roman" w:hAnsi="Times New Roman" w:cs="Times New Roman"/>
-          <w:b/>
-          <w:sz w:val="28"/>
-          <w:szCs w:val="28"/>
-          <w:lang w:val="en-US"/>
-        </w:rPr>
-        <w:t>cloud</w:t>
-      </w:r>
-      <w:r>
-        <w:rPr>
-          <w:rFonts w:ascii="Times New Roman" w:hAnsi="Times New Roman" w:cs="Times New Roman"/>
-          <w:b/>
-          <w:sz w:val="28"/>
-          <w:szCs w:val="28"/>
-        </w:rPr>
-        <w:t>.</w:t>
-      </w:r>
-      <w:r>
-        <w:rPr>
-          <w:rFonts w:ascii="Times New Roman" w:hAnsi="Times New Roman" w:cs="Times New Roman"/>
-          <w:b/>
-          <w:sz w:val="28"/>
-          <w:szCs w:val="28"/>
-          <w:lang w:val="en-US"/>
-        </w:rPr>
-        <w:t>mail</w:t>
-      </w:r>
-      <w:r>
-        <w:rPr>
-          <w:rFonts w:ascii="Times New Roman" w:hAnsi="Times New Roman" w:cs="Times New Roman"/>
-          <w:b/>
-          <w:sz w:val="28"/>
-          <w:szCs w:val="28"/>
-        </w:rPr>
-        <w:t>.</w:t>
-      </w:r>
-      <w:proofErr w:type="spellStart"/>
-      <w:r>
-        <w:rPr>
-          <w:rFonts w:ascii="Times New Roman" w:hAnsi="Times New Roman" w:cs="Times New Roman"/>
-          <w:b/>
-          <w:sz w:val="28"/>
-          <w:szCs w:val="28"/>
-          <w:lang w:val="en-US"/>
-        </w:rPr>
-        <w:t>ru</w:t>
-      </w:r>
-      <w:proofErr w:type="spellEnd"/>
-      <w:r>
-        <w:rPr>
-          <w:rFonts w:ascii="Times New Roman" w:hAnsi="Times New Roman" w:cs="Times New Roman"/>
-          <w:b/>
-          <w:sz w:val="28"/>
-          <w:szCs w:val="28"/>
-        </w:rPr>
-        <w:t>/</w:t>
-      </w:r>
-      <w:r>
-        <w:rPr>
-          <w:rFonts w:ascii="Times New Roman" w:hAnsi="Times New Roman" w:cs="Times New Roman"/>
-          <w:b/>
-          <w:sz w:val="28"/>
-          <w:szCs w:val="28"/>
-          <w:lang w:val="en-US"/>
-        </w:rPr>
-        <w:t>public</w:t>
-      </w:r>
-      <w:r>
-        <w:rPr>
-          <w:rFonts w:ascii="Times New Roman" w:hAnsi="Times New Roman" w:cs="Times New Roman"/>
-          <w:b/>
-          <w:sz w:val="28"/>
-          <w:szCs w:val="28"/>
-        </w:rPr>
-        <w:t>/</w:t>
-      </w:r>
-      <w:proofErr w:type="spellStart"/>
-      <w:r>
-        <w:rPr>
-          <w:rFonts w:ascii="Times New Roman" w:hAnsi="Times New Roman" w:cs="Times New Roman"/>
-          <w:b/>
-          <w:sz w:val="28"/>
-          <w:szCs w:val="28"/>
-          <w:lang w:val="en-US"/>
-        </w:rPr>
-        <w:t>CDxE</w:t>
-      </w:r>
-      <w:proofErr w:type="spellEnd"/>
-      <w:r>
-        <w:rPr>
-          <w:rFonts w:ascii="Times New Roman" w:hAnsi="Times New Roman" w:cs="Times New Roman"/>
-          <w:b/>
-          <w:sz w:val="28"/>
-          <w:szCs w:val="28"/>
-        </w:rPr>
-        <w:t>/</w:t>
-      </w:r>
-      <w:proofErr w:type="spellStart"/>
-      <w:r>
-        <w:rPr>
-          <w:rFonts w:ascii="Times New Roman" w:hAnsi="Times New Roman" w:cs="Times New Roman"/>
-          <w:b/>
-          <w:sz w:val="28"/>
-          <w:szCs w:val="28"/>
-          <w:lang w:val="en-US"/>
-        </w:rPr>
-        <w:t>pwxpXvVYr</w:t>
-      </w:r>
-      <w:proofErr w:type="spellEnd"/>
-      <w:r>
-        <w:rPr>
-          <w:rFonts w:ascii="Times New Roman" w:hAnsi="Times New Roman" w:cs="Times New Roman"/>
-          <w:sz w:val="28"/>
-          <w:szCs w:val="28"/>
-        </w:rPr>
-        <w:t xml:space="preserve"> </w:t>
+        <w:t xml:space="preserve">и </w:t>
       </w:r>
       <w:r>
         <w:rPr>
@@ -1964,139 +1810,139 @@
           <w:szCs w:val="28"/>
           <w:lang w:val="en-US"/>
         </w:rPr>
+        <w:t xml:space="preserve">3) </w:t>
+      </w:r>
+      <w:r>
+        <w:rPr>
+          <w:rFonts w:ascii="Times New Roman" w:hAnsi="Times New Roman" w:cs="Times New Roman"/>
+          <w:sz w:val="28"/>
+          <w:szCs w:val="28"/>
+        </w:rPr>
+        <w:t>Находясь</w:t>
+      </w:r>
+      <w:r>
+        <w:rPr>
+          <w:rFonts w:ascii="Times New Roman" w:hAnsi="Times New Roman" w:cs="Times New Roman"/>
+          <w:sz w:val="28"/>
+          <w:szCs w:val="28"/>
+          <w:lang w:val="en-US"/>
+        </w:rPr>
+        <w:t xml:space="preserve"> </w:t>
+      </w:r>
+      <w:r>
+        <w:rPr>
+          <w:rFonts w:ascii="Times New Roman" w:hAnsi="Times New Roman" w:cs="Times New Roman"/>
+          <w:sz w:val="28"/>
+          <w:szCs w:val="28"/>
+        </w:rPr>
+        <w:t>в</w:t>
+      </w:r>
+      <w:r>
+        <w:rPr>
+          <w:rFonts w:ascii="Times New Roman" w:hAnsi="Times New Roman" w:cs="Times New Roman"/>
+          <w:sz w:val="28"/>
+          <w:szCs w:val="28"/>
+          <w:lang w:val="en-US"/>
+        </w:rPr>
+        <w:t xml:space="preserve"> </w:t>
+      </w:r>
+      <w:r>
+        <w:rPr>
+          <w:rFonts w:ascii="Times New Roman" w:hAnsi="Times New Roman" w:cs="Times New Roman"/>
+          <w:sz w:val="28"/>
+          <w:szCs w:val="28"/>
+        </w:rPr>
+        <w:t>папке</w:t>
+      </w:r>
+      <w:r>
+        <w:rPr>
+          <w:rFonts w:ascii="Times New Roman" w:hAnsi="Times New Roman" w:cs="Times New Roman"/>
+          <w:sz w:val="28"/>
+          <w:szCs w:val="28"/>
+          <w:lang w:val="en-US"/>
+        </w:rPr>
+        <w:t xml:space="preserve"> </w:t>
+      </w:r>
+      <w:r>
+        <w:rPr>
+          <w:rFonts w:ascii="Times New Roman" w:hAnsi="Times New Roman" w:cs="Times New Roman"/>
+          <w:sz w:val="28"/>
+          <w:szCs w:val="28"/>
+        </w:rPr>
+        <w:t>с</w:t>
+      </w:r>
+      <w:r>
+        <w:rPr>
+          <w:rFonts w:ascii="Times New Roman" w:hAnsi="Times New Roman" w:cs="Times New Roman"/>
+          <w:sz w:val="28"/>
+          <w:szCs w:val="28"/>
+          <w:lang w:val="en-US"/>
+        </w:rPr>
+        <w:t xml:space="preserve"> HELLO.ASM, </w:t>
+      </w:r>
+      <w:r>
+        <w:rPr>
+          <w:rFonts w:ascii="Times New Roman" w:hAnsi="Times New Roman" w:cs="Times New Roman"/>
+          <w:sz w:val="28"/>
+          <w:szCs w:val="28"/>
+        </w:rPr>
+        <w:t>введи</w:t>
+      </w:r>
+      <w:r>
+        <w:rPr>
+          <w:rFonts w:ascii="Times New Roman" w:hAnsi="Times New Roman" w:cs="Times New Roman"/>
+          <w:sz w:val="28"/>
+          <w:szCs w:val="28"/>
+        </w:rPr>
+        <w:t>те</w:t>
+      </w:r>
+      <w:r>
+        <w:rPr>
+          <w:rFonts w:ascii="Times New Roman" w:hAnsi="Times New Roman" w:cs="Times New Roman"/>
+          <w:sz w:val="28"/>
+          <w:szCs w:val="28"/>
+          <w:lang w:val="en-US"/>
+        </w:rPr>
+        <w:t xml:space="preserve">: </w:t>
+      </w:r>
+      <w:proofErr w:type="spellStart"/>
+      <w:r>
+        <w:rPr>
+          <w:rFonts w:ascii="Times New Roman" w:hAnsi="Times New Roman" w:cs="Times New Roman"/>
+          <w:sz w:val="28"/>
+          <w:szCs w:val="28"/>
+          <w:lang w:val="en-US"/>
+        </w:rPr>
+        <w:t>tasm</w:t>
+      </w:r>
+      <w:proofErr w:type="spellEnd"/>
+      <w:r>
+        <w:rPr>
+          <w:rFonts w:ascii="Times New Roman" w:hAnsi="Times New Roman" w:cs="Times New Roman"/>
+          <w:sz w:val="28"/>
+          <w:szCs w:val="28"/>
+          <w:lang w:val="en-US"/>
+        </w:rPr>
+        <w:t xml:space="preserve"> HELLO.ASM</w:t>
+      </w:r>
+    </w:p>
+    <w:p>
+      <w:pPr>
+        <w:spacing w:after="0" w:line="240" w:lineRule="auto"/>
+        <w:jc w:val="both"/>
+        <w:rPr>
+          <w:rFonts w:ascii="Times New Roman" w:hAnsi="Times New Roman" w:cs="Times New Roman"/>
+          <w:sz w:val="28"/>
+          <w:szCs w:val="28"/>
+        </w:rPr>
+      </w:pPr>
+      <w:r>
+        <w:rPr>
+          <w:rFonts w:ascii="Times New Roman" w:hAnsi="Times New Roman" w:cs="Times New Roman"/>
+          <w:sz w:val="28"/>
+          <w:szCs w:val="28"/>
+        </w:rPr>
         <w:lastRenderedPageBreak/>
-        <w:t xml:space="preserve">3) </w:t>
-      </w:r>
-      <w:r>
-        <w:rPr>
-          <w:rFonts w:ascii="Times New Roman" w:hAnsi="Times New Roman" w:cs="Times New Roman"/>
-          <w:sz w:val="28"/>
-          <w:szCs w:val="28"/>
-        </w:rPr>
-        <w:t>Находясь</w:t>
-      </w:r>
-      <w:r>
-        <w:rPr>
-          <w:rFonts w:ascii="Times New Roman" w:hAnsi="Times New Roman" w:cs="Times New Roman"/>
-          <w:sz w:val="28"/>
-          <w:szCs w:val="28"/>
-          <w:lang w:val="en-US"/>
-        </w:rPr>
-        <w:t xml:space="preserve"> </w:t>
-      </w:r>
-      <w:r>
-        <w:rPr>
-          <w:rFonts w:ascii="Times New Roman" w:hAnsi="Times New Roman" w:cs="Times New Roman"/>
-          <w:sz w:val="28"/>
-          <w:szCs w:val="28"/>
-        </w:rPr>
-        <w:t>в</w:t>
-      </w:r>
-      <w:r>
-        <w:rPr>
-          <w:rFonts w:ascii="Times New Roman" w:hAnsi="Times New Roman" w:cs="Times New Roman"/>
-          <w:sz w:val="28"/>
-          <w:szCs w:val="28"/>
-          <w:lang w:val="en-US"/>
-        </w:rPr>
-        <w:t xml:space="preserve"> </w:t>
-      </w:r>
-      <w:r>
-        <w:rPr>
-          <w:rFonts w:ascii="Times New Roman" w:hAnsi="Times New Roman" w:cs="Times New Roman"/>
-          <w:sz w:val="28"/>
-          <w:szCs w:val="28"/>
-        </w:rPr>
-        <w:t>папке</w:t>
-      </w:r>
-      <w:r>
-        <w:rPr>
-          <w:rFonts w:ascii="Times New Roman" w:hAnsi="Times New Roman" w:cs="Times New Roman"/>
-          <w:sz w:val="28"/>
-          <w:szCs w:val="28"/>
-          <w:lang w:val="en-US"/>
-        </w:rPr>
-        <w:t xml:space="preserve"> </w:t>
-      </w:r>
-      <w:r>
-        <w:rPr>
-          <w:rFonts w:ascii="Times New Roman" w:hAnsi="Times New Roman" w:cs="Times New Roman"/>
-          <w:sz w:val="28"/>
-          <w:szCs w:val="28"/>
-        </w:rPr>
-        <w:t>с</w:t>
-      </w:r>
-      <w:r>
-        <w:rPr>
-          <w:rFonts w:ascii="Times New Roman" w:hAnsi="Times New Roman" w:cs="Times New Roman"/>
-          <w:sz w:val="28"/>
-          <w:szCs w:val="28"/>
-          <w:lang w:val="en-US"/>
-        </w:rPr>
-        <w:t xml:space="preserve"> HELLO.ASM, </w:t>
-      </w:r>
-      <w:r>
-        <w:rPr>
-          <w:rFonts w:ascii="Times New Roman" w:hAnsi="Times New Roman" w:cs="Times New Roman"/>
-          <w:sz w:val="28"/>
-          <w:szCs w:val="28"/>
-        </w:rPr>
-        <w:t>введи</w:t>
-      </w:r>
-      <w:r>
-        <w:rPr>
-          <w:rFonts w:ascii="Times New Roman" w:hAnsi="Times New Roman" w:cs="Times New Roman"/>
-          <w:sz w:val="28"/>
-          <w:szCs w:val="28"/>
-        </w:rPr>
-        <w:t>те</w:t>
-      </w:r>
-      <w:r>
-        <w:rPr>
-          <w:rFonts w:ascii="Times New Roman" w:hAnsi="Times New Roman" w:cs="Times New Roman"/>
-          <w:sz w:val="28"/>
-          <w:szCs w:val="28"/>
-          <w:lang w:val="en-US"/>
-        </w:rPr>
-        <w:t xml:space="preserve">: </w:t>
-      </w:r>
-      <w:proofErr w:type="spellStart"/>
-      <w:r>
-        <w:rPr>
-          <w:rFonts w:ascii="Times New Roman" w:hAnsi="Times New Roman" w:cs="Times New Roman"/>
-          <w:sz w:val="28"/>
-          <w:szCs w:val="28"/>
-          <w:lang w:val="en-US"/>
-        </w:rPr>
-        <w:t>tasm</w:t>
-      </w:r>
-      <w:proofErr w:type="spellEnd"/>
-      <w:r>
-        <w:rPr>
-          <w:rFonts w:ascii="Times New Roman" w:hAnsi="Times New Roman" w:cs="Times New Roman"/>
-          <w:sz w:val="28"/>
-          <w:szCs w:val="28"/>
-          <w:lang w:val="en-US"/>
-        </w:rPr>
-        <w:t xml:space="preserve"> HELLO.ASM</w:t>
-      </w:r>
-    </w:p>
-    <w:p>
-      <w:pPr>
-        <w:spacing w:after="0" w:line="240" w:lineRule="auto"/>
-        <w:jc w:val="both"/>
-        <w:rPr>
-          <w:rFonts w:ascii="Times New Roman" w:hAnsi="Times New Roman" w:cs="Times New Roman"/>
-          <w:sz w:val="28"/>
-          <w:szCs w:val="28"/>
-        </w:rPr>
-      </w:pPr>
-      <w:r>
-        <w:rPr>
-          <w:rFonts w:ascii="Times New Roman" w:hAnsi="Times New Roman" w:cs="Times New Roman"/>
-          <w:sz w:val="28"/>
-          <w:szCs w:val="28"/>
-        </w:rPr>
         <w:t>В папке появится HELLO.OBJ.</w:t>
       </w:r>
     </w:p>
@@ -3183,6 +3029,18 @@
         </w:rPr>
         <w:t>.</w:t>
       </w:r>
+    </w:p>
+    <w:p>
+      <w:pPr>
+        <w:spacing w:after="0" w:line="240" w:lineRule="auto"/>
+        <w:jc w:val="both"/>
+        <w:rPr>
+          <w:rFonts w:ascii="Times New Roman" w:hAnsi="Times New Roman" w:cs="Times New Roman"/>
+          <w:bCs/>
+          <w:sz w:val="28"/>
+          <w:szCs w:val="28"/>
+        </w:rPr>
+      </w:pPr>
     </w:p>
     <w:p>
       <w:pPr>
@@ -4501,6 +4359,7 @@
   <w:style w:type="character" w:default="1" w:styleId="a0">
     <w:name w:val="Default Paragraph Font"/>
     <w:uiPriority w:val="1"/>
+    <w:semiHidden/>
     <w:unhideWhenUsed/>
   </w:style>
   <w:style w:type="table" w:default="1" w:styleId="a1">
